--- a/DigiLignin/article/Supporting information/Supporting information Silviu_fin accepted_changes.docx
+++ b/DigiLignin/article/Supporting information/Supporting information Silviu_fin accepted_changes.docx
@@ -419,7 +419,23 @@
           <w:rFonts w:ascii="Times New Roman" w:eastAsia="Times New Roman" w:hAnsi="Times New Roman" w:cs="Times New Roman"/>
           <w:lang w:val="en-US"/>
         </w:rPr>
-        <w:t>), Martelarenlaan 42, B-3500 Hasselt, Belgium</w:t>
+        <w:t xml:space="preserve">), </w:t>
+      </w:r>
+      <w:proofErr w:type="spellStart"/>
+      <w:r>
+        <w:rPr>
+          <w:rFonts w:ascii="Times New Roman" w:eastAsia="Times New Roman" w:hAnsi="Times New Roman" w:cs="Times New Roman"/>
+          <w:lang w:val="en-US"/>
+        </w:rPr>
+        <w:t>Martelarenlaan</w:t>
+      </w:r>
+      <w:proofErr w:type="spellEnd"/>
+      <w:r>
+        <w:rPr>
+          <w:rFonts w:ascii="Times New Roman" w:eastAsia="Times New Roman" w:hAnsi="Times New Roman" w:cs="Times New Roman"/>
+          <w:lang w:val="en-US"/>
+        </w:rPr>
+        <w:t xml:space="preserve"> 42, B-3500 Hasselt, Belgium</w:t>
       </w:r>
     </w:p>
     <w:p>
@@ -428,18 +444,37 @@
         <w:jc w:val="both"/>
         <w:rPr>
           <w:rFonts w:ascii="Times New Roman" w:eastAsia="Times New Roman" w:hAnsi="Times New Roman" w:cs="Times New Roman"/>
+          <w:lang w:val="en-US"/>
+          <w:rPrChange w:id="0" w:author="Acaru, Silviu" w:date="2026-05-13T13:27:00Z" w16du:dateUtc="2026-05-13T11:27:00Z">
+            <w:rPr>
+              <w:rFonts w:ascii="Times New Roman" w:eastAsia="Times New Roman" w:hAnsi="Times New Roman" w:cs="Times New Roman"/>
+            </w:rPr>
+          </w:rPrChange>
         </w:rPr>
       </w:pPr>
       <w:r>
         <w:rPr>
           <w:rFonts w:ascii="Times New Roman" w:eastAsia="Times New Roman" w:hAnsi="Times New Roman" w:cs="Times New Roman"/>
           <w:vertAlign w:val="superscript"/>
+          <w:lang w:val="en-US"/>
+          <w:rPrChange w:id="1" w:author="Acaru, Silviu" w:date="2026-05-13T13:27:00Z" w16du:dateUtc="2026-05-13T11:27:00Z">
+            <w:rPr>
+              <w:rFonts w:ascii="Times New Roman" w:eastAsia="Times New Roman" w:hAnsi="Times New Roman" w:cs="Times New Roman"/>
+              <w:vertAlign w:val="superscript"/>
+            </w:rPr>
+          </w:rPrChange>
         </w:rPr>
         <w:t>4</w:t>
       </w:r>
       <w:r>
         <w:rPr>
           <w:rFonts w:ascii="Times New Roman" w:eastAsia="Times New Roman" w:hAnsi="Times New Roman" w:cs="Times New Roman"/>
+          <w:lang w:val="en-US"/>
+          <w:rPrChange w:id="2" w:author="Acaru, Silviu" w:date="2026-05-13T13:27:00Z" w16du:dateUtc="2026-05-13T11:27:00Z">
+            <w:rPr>
+              <w:rFonts w:ascii="Times New Roman" w:eastAsia="Times New Roman" w:hAnsi="Times New Roman" w:cs="Times New Roman"/>
+            </w:rPr>
+          </w:rPrChange>
         </w:rPr>
         <w:t xml:space="preserve"> </w:t>
       </w:r>
@@ -447,6 +482,12 @@
       <w:r>
         <w:rPr>
           <w:rFonts w:ascii="Times New Roman" w:eastAsia="Times New Roman" w:hAnsi="Times New Roman" w:cs="Times New Roman"/>
+          <w:lang w:val="en-US"/>
+          <w:rPrChange w:id="3" w:author="Acaru, Silviu" w:date="2026-05-13T13:27:00Z" w16du:dateUtc="2026-05-13T11:27:00Z">
+            <w:rPr>
+              <w:rFonts w:ascii="Times New Roman" w:eastAsia="Times New Roman" w:hAnsi="Times New Roman" w:cs="Times New Roman"/>
+            </w:rPr>
+          </w:rPrChange>
         </w:rPr>
         <w:t>imec</w:t>
       </w:r>
@@ -454,6 +495,38 @@
       <w:r>
         <w:rPr>
           <w:rFonts w:ascii="Times New Roman" w:eastAsia="Times New Roman" w:hAnsi="Times New Roman" w:cs="Times New Roman"/>
+          <w:lang w:val="en-US"/>
+          <w:rPrChange w:id="4" w:author="Acaru, Silviu" w:date="2026-05-13T13:27:00Z" w16du:dateUtc="2026-05-13T11:27:00Z">
+            <w:rPr>
+              <w:rFonts w:ascii="Times New Roman" w:eastAsia="Times New Roman" w:hAnsi="Times New Roman" w:cs="Times New Roman"/>
+            </w:rPr>
+          </w:rPrChange>
+        </w:rPr>
+        <w:t>, imo-</w:t>
+      </w:r>
+      <w:proofErr w:type="spellStart"/>
+      <w:r>
+        <w:rPr>
+          <w:rFonts w:ascii="Times New Roman" w:eastAsia="Times New Roman" w:hAnsi="Times New Roman" w:cs="Times New Roman"/>
+          <w:lang w:val="en-US"/>
+          <w:rPrChange w:id="5" w:author="Acaru, Silviu" w:date="2026-05-13T13:27:00Z" w16du:dateUtc="2026-05-13T11:27:00Z">
+            <w:rPr>
+              <w:rFonts w:ascii="Times New Roman" w:eastAsia="Times New Roman" w:hAnsi="Times New Roman" w:cs="Times New Roman"/>
+            </w:rPr>
+          </w:rPrChange>
+        </w:rPr>
+        <w:t>imomec</w:t>
+      </w:r>
+      <w:proofErr w:type="spellEnd"/>
+      <w:r>
+        <w:rPr>
+          <w:rFonts w:ascii="Times New Roman" w:eastAsia="Times New Roman" w:hAnsi="Times New Roman" w:cs="Times New Roman"/>
+          <w:lang w:val="en-US"/>
+          <w:rPrChange w:id="6" w:author="Acaru, Silviu" w:date="2026-05-13T13:27:00Z" w16du:dateUtc="2026-05-13T11:27:00Z">
+            <w:rPr>
+              <w:rFonts w:ascii="Times New Roman" w:eastAsia="Times New Roman" w:hAnsi="Times New Roman" w:cs="Times New Roman"/>
+            </w:rPr>
+          </w:rPrChange>
         </w:rPr>
         <w:t xml:space="preserve">, </w:t>
       </w:r>
@@ -461,15 +534,53 @@
       <w:r>
         <w:rPr>
           <w:rFonts w:ascii="Times New Roman" w:eastAsia="Times New Roman" w:hAnsi="Times New Roman" w:cs="Times New Roman"/>
-        </w:rPr>
-        <w:t>imo-imomec</w:t>
+          <w:lang w:val="en-US"/>
+          <w:rPrChange w:id="7" w:author="Acaru, Silviu" w:date="2026-05-13T13:27:00Z" w16du:dateUtc="2026-05-13T11:27:00Z">
+            <w:rPr>
+              <w:rFonts w:ascii="Times New Roman" w:eastAsia="Times New Roman" w:hAnsi="Times New Roman" w:cs="Times New Roman"/>
+            </w:rPr>
+          </w:rPrChange>
+        </w:rPr>
+        <w:t>Wetenschapspark</w:t>
       </w:r>
       <w:proofErr w:type="spellEnd"/>
       <w:r>
         <w:rPr>
           <w:rFonts w:ascii="Times New Roman" w:eastAsia="Times New Roman" w:hAnsi="Times New Roman" w:cs="Times New Roman"/>
-        </w:rPr>
-        <w:t>, Wetenschapspark 1, B-3590 Diepenbeek, Belgium</w:t>
+          <w:lang w:val="en-US"/>
+          <w:rPrChange w:id="8" w:author="Acaru, Silviu" w:date="2026-05-13T13:27:00Z" w16du:dateUtc="2026-05-13T11:27:00Z">
+            <w:rPr>
+              <w:rFonts w:ascii="Times New Roman" w:eastAsia="Times New Roman" w:hAnsi="Times New Roman" w:cs="Times New Roman"/>
+            </w:rPr>
+          </w:rPrChange>
+        </w:rPr>
+        <w:t xml:space="preserve"> 1, B-3590 </w:t>
+      </w:r>
+      <w:proofErr w:type="spellStart"/>
+      <w:r>
+        <w:rPr>
+          <w:rFonts w:ascii="Times New Roman" w:eastAsia="Times New Roman" w:hAnsi="Times New Roman" w:cs="Times New Roman"/>
+          <w:lang w:val="en-US"/>
+          <w:rPrChange w:id="9" w:author="Acaru, Silviu" w:date="2026-05-13T13:27:00Z" w16du:dateUtc="2026-05-13T11:27:00Z">
+            <w:rPr>
+              <w:rFonts w:ascii="Times New Roman" w:eastAsia="Times New Roman" w:hAnsi="Times New Roman" w:cs="Times New Roman"/>
+            </w:rPr>
+          </w:rPrChange>
+        </w:rPr>
+        <w:t>Diepenbeek</w:t>
+      </w:r>
+      <w:proofErr w:type="spellEnd"/>
+      <w:r>
+        <w:rPr>
+          <w:rFonts w:ascii="Times New Roman" w:eastAsia="Times New Roman" w:hAnsi="Times New Roman" w:cs="Times New Roman"/>
+          <w:lang w:val="en-US"/>
+          <w:rPrChange w:id="10" w:author="Acaru, Silviu" w:date="2026-05-13T13:27:00Z" w16du:dateUtc="2026-05-13T11:27:00Z">
+            <w:rPr>
+              <w:rFonts w:ascii="Times New Roman" w:eastAsia="Times New Roman" w:hAnsi="Times New Roman" w:cs="Times New Roman"/>
+            </w:rPr>
+          </w:rPrChange>
+        </w:rPr>
+        <w:t>, Belgium</w:t>
       </w:r>
     </w:p>
     <w:p>
@@ -478,6 +589,12 @@
         <w:jc w:val="both"/>
         <w:rPr>
           <w:rFonts w:ascii="Times New Roman" w:eastAsia="Times New Roman" w:hAnsi="Times New Roman" w:cs="Times New Roman"/>
+          <w:lang w:val="en-US"/>
+          <w:rPrChange w:id="11" w:author="Acaru, Silviu" w:date="2026-05-13T13:27:00Z" w16du:dateUtc="2026-05-13T11:27:00Z">
+            <w:rPr>
+              <w:rFonts w:ascii="Times New Roman" w:eastAsia="Times New Roman" w:hAnsi="Times New Roman" w:cs="Times New Roman"/>
+            </w:rPr>
+          </w:rPrChange>
         </w:rPr>
       </w:pPr>
     </w:p>
@@ -1279,7 +1396,7 @@
           <w14:ligatures w14:val="none"/>
         </w:rPr>
       </w:pPr>
-      <w:bookmarkStart w:id="0" w:name="_Ref180910265"/>
+      <w:bookmarkStart w:id="12" w:name="_Ref180910265"/>
       <w:r>
         <w:rPr>
           <w:rFonts w:ascii="Times New Roman" w:eastAsia="Times New Roman" w:hAnsi="Times New Roman" w:cs="Times New Roman"/>
@@ -1313,7 +1430,7 @@
           <w:szCs w:val="24"/>
         </w:rPr>
       </w:pPr>
-      <w:bookmarkStart w:id="1" w:name="_Ref185341231"/>
+      <w:bookmarkStart w:id="13" w:name="_Ref185341231"/>
       <w:r>
         <w:rPr>
           <w:rFonts w:ascii="Times New Roman" w:eastAsia="Times New Roman" w:hAnsi="Times New Roman" w:cs="Times New Roman"/>
@@ -1339,7 +1456,7 @@
         </w:rPr>
         <w:t>Results</w:t>
       </w:r>
-      <w:bookmarkEnd w:id="1"/>
+      <w:bookmarkEnd w:id="13"/>
       <w:proofErr w:type="spellEnd"/>
     </w:p>
     <w:p>
@@ -1403,7 +1520,7 @@
           <w:szCs w:val="24"/>
         </w:rPr>
       </w:pPr>
-      <w:bookmarkStart w:id="2" w:name="_Ref185341183"/>
+      <w:bookmarkStart w:id="14" w:name="_Ref185341183"/>
       <w:r>
         <w:rPr>
           <w:rFonts w:ascii="Times New Roman" w:hAnsi="Times New Roman" w:cs="Times New Roman"/>
@@ -1453,7 +1570,7 @@
         </w:rPr>
         <w:fldChar w:fldCharType="end"/>
       </w:r>
-      <w:bookmarkEnd w:id="2"/>
+      <w:bookmarkEnd w:id="14"/>
       <w:r>
         <w:rPr>
           <w:rFonts w:ascii="Times New Roman" w:hAnsi="Times New Roman" w:cs="Times New Roman"/>
@@ -1481,7 +1598,7 @@
           <w:szCs w:val="24"/>
         </w:rPr>
       </w:pPr>
-      <w:bookmarkStart w:id="3" w:name="_Ref184113267"/>
+      <w:bookmarkStart w:id="15" w:name="_Ref184113267"/>
       <w:proofErr w:type="spellStart"/>
       <w:r>
         <w:rPr>
@@ -1521,8 +1638,8 @@
         </w:rPr>
         <w:t>Results</w:t>
       </w:r>
-      <w:bookmarkEnd w:id="0"/>
-      <w:bookmarkEnd w:id="3"/>
+      <w:bookmarkEnd w:id="12"/>
+      <w:bookmarkEnd w:id="15"/>
       <w:proofErr w:type="spellEnd"/>
     </w:p>
     <w:p>
@@ -4927,7 +5044,7 @@
           <w:szCs w:val="24"/>
         </w:rPr>
       </w:pPr>
-      <w:bookmarkStart w:id="4" w:name="_Ref178527371"/>
+      <w:bookmarkStart w:id="16" w:name="_Ref178527371"/>
       <w:r>
         <w:rPr>
           <w:rFonts w:ascii="Times New Roman" w:hAnsi="Times New Roman" w:cs="Times New Roman"/>
@@ -4944,7 +5061,7 @@
         </w:rPr>
         <w:t>3</w:t>
       </w:r>
-      <w:bookmarkEnd w:id="4"/>
+      <w:bookmarkEnd w:id="16"/>
       <w:r>
         <w:rPr>
           <w:rFonts w:ascii="Times New Roman" w:hAnsi="Times New Roman" w:cs="Times New Roman"/>
@@ -5898,9 +6015,9 @@
           <w:docGrid w:linePitch="360"/>
         </w:sectPr>
       </w:pPr>
-      <w:bookmarkStart w:id="5" w:name="_Ref180925546"/>
+      <w:bookmarkStart w:id="17" w:name="_Ref180925546"/>
     </w:p>
-    <w:bookmarkEnd w:id="5"/>
+    <w:bookmarkEnd w:id="17"/>
     <w:p>
       <w:pPr>
         <w:pStyle w:val="Heading1"/>
@@ -6025,8 +6142,8 @@
           <w:szCs w:val="24"/>
         </w:rPr>
       </w:pPr>
-      <w:bookmarkStart w:id="6" w:name="_Ref182384463"/>
-      <w:bookmarkStart w:id="7" w:name="_Ref185234338"/>
+      <w:bookmarkStart w:id="18" w:name="_Ref182384463"/>
+      <w:bookmarkStart w:id="19" w:name="_Ref185234338"/>
       <w:r>
         <w:rPr>
           <w:rFonts w:ascii="Times New Roman" w:hAnsi="Times New Roman" w:cs="Times New Roman"/>
@@ -6035,7 +6152,7 @@
         </w:rPr>
         <w:t xml:space="preserve">Figure </w:t>
       </w:r>
-      <w:bookmarkEnd w:id="6"/>
+      <w:bookmarkEnd w:id="18"/>
       <w:r>
         <w:rPr>
           <w:rFonts w:ascii="Times New Roman" w:hAnsi="Times New Roman" w:cs="Times New Roman"/>
@@ -6102,7 +6219,7 @@
         </w:rPr>
         <w:t xml:space="preserve"> values: for top, median and lower data points.</w:t>
       </w:r>
-      <w:bookmarkEnd w:id="7"/>
+      <w:bookmarkEnd w:id="19"/>
     </w:p>
     <w:p>
       <w:pPr>
@@ -7042,6 +7159,14 @@
     <w:abstractNumId w:val="0"/>
   </w:num>
 </w:numbering>
+</file>
+
+<file path=word/people.xml><?xml version="1.0" encoding="utf-8"?>
+<w15:people xmlns:wpc="http://schemas.microsoft.com/office/word/2010/wordprocessingCanvas" xmlns:cx="http://schemas.microsoft.com/office/drawing/2014/chartex" xmlns:cx1="http://schemas.microsoft.com/office/drawing/2015/9/8/chartex" xmlns:cx2="http://schemas.microsoft.com/office/drawing/2015/10/21/chartex" xmlns:cx3="http://schemas.microsoft.com/office/drawing/2016/5/9/chartex" xmlns:cx4="http://schemas.microsoft.com/office/drawing/2016/5/10/chartex" xmlns:cx5="http://schemas.microsoft.com/office/drawing/2016/5/11/chartex" xmlns:cx6="http://schemas.microsoft.com/office/drawing/2016/5/12/chartex" xmlns:cx7="http://schemas.microsoft.com/office/drawing/2016/5/13/chartex" xmlns:cx8="http://schemas.microsoft.com/office/drawing/2016/5/14/chartex" xmlns:mc="http://schemas.openxmlformats.org/markup-compatibility/2006" xmlns:aink="http://schemas.microsoft.com/office/drawing/2016/ink" xmlns:am3d="http://schemas.microsoft.com/office/drawing/2017/model3d" xmlns:o="urn:schemas-microsoft-com:office:office" xmlns:oel="http://schemas.microsoft.com/office/2019/extlst" xmlns:r="http://schemas.openxmlformats.org/officeDocument/2006/relationships" xmlns:m="http://schemas.openxmlformats.org/officeDocument/2006/math" xmlns:v="urn:schemas-microsoft-com:vml" xmlns:wp14="http://schemas.microsoft.com/office/word/2010/wordprocessingDrawing" xmlns:wp="http://schemas.openxmlformats.org/drawingml/2006/wordprocessingDrawing" xmlns:w10="urn:schemas-microsoft-com:office:word" xmlns:w="http://schemas.openxmlformats.org/wordprocessingml/2006/main" xmlns:w14="http://schemas.microsoft.com/office/word/2010/wordml" xmlns:w15="http://schemas.microsoft.com/office/word/2012/wordml" xmlns:w16cex="http://schemas.microsoft.com/office/word/2018/wordml/cex" xmlns:w16cid="http://schemas.microsoft.com/office/word/2016/wordml/cid" xmlns:w16="http://schemas.microsoft.com/office/word/2018/wordml" xmlns:w16du="http://schemas.microsoft.com/office/word/2023/wordml/word16du" xmlns:w16sdtdh="http://schemas.microsoft.com/office/word/2020/wordml/sdtdatahash" xmlns:w16sdtfl="http://schemas.microsoft.com/office/word/2024/wordml/sdtformatlock" xmlns:w16se="http://schemas.microsoft.com/office/word/2015/wordml/symex" xmlns:wpg="http://schemas.microsoft.com/office/word/2010/wordprocessingGroup" xmlns:wpi="http://schemas.microsoft.com/office/word/2010/wordprocessingInk" xmlns:wne="http://schemas.microsoft.com/office/word/2006/wordml" xmlns:wps="http://schemas.microsoft.com/office/word/2010/wordprocessingShape" mc:Ignorable="w14 w15 w16se w16cid w16 w16cex w16sdtdh w16sdtfl w16du wp14">
+  <w15:person w15:author="Acaru, Silviu">
+    <w15:presenceInfo w15:providerId="AD" w15:userId="S::s.acaru@aixtron.com::ee465dde-fd87-4722-be3d-1937382eb9f4"/>
+  </w15:person>
+</w15:people>
 </file>
 
 <file path=word/styles.xml><?xml version="1.0" encoding="utf-8"?>
@@ -7648,7 +7773,6 @@
   <w:style w:type="character" w:default="1" w:styleId="DefaultParagraphFont">
     <w:name w:val="Default Paragraph Font"/>
     <w:uiPriority w:val="1"/>
-    <w:semiHidden/>
     <w:unhideWhenUsed/>
   </w:style>
   <w:style w:type="table" w:default="1" w:styleId="TableNormal">
